--- a/t24_s3.docx
+++ b/t24_s3.docx
@@ -3,2168 +3,998 @@
 <w:document xmlns:wpc="http://schemas.microsoft.com/office/word/2010/wordprocessingCanvas" xmlns:mo="http://schemas.microsoft.com/office/mac/office/2008/main" xmlns:mc="http://schemas.openxmlformats.org/markup-compatibility/2006" xmlns:mv="urn:schemas-microsoft-com:mac:vml" xmlns:o="urn:schemas-microsoft-com:office:office" xmlns:r="http://schemas.openxmlformats.org/officeDocument/2006/relationships" xmlns:m="http://schemas.openxmlformats.org/officeDocument/2006/math" xmlns:v="urn:schemas-microsoft-com:vml" xmlns:wp14="http://schemas.microsoft.com/office/word/2010/wordprocessingDrawing" xmlns:wp="http://schemas.openxmlformats.org/drawingml/2006/wordprocessingDrawing" xmlns:w10="urn:schemas-microsoft-com:office:word" xmlns:w="http://schemas.openxmlformats.org/wordprocessingml/2006/main" xmlns:w14="http://schemas.microsoft.com/office/word/2010/wordml" xmlns:wpg="http://schemas.microsoft.com/office/word/2010/wordprocessingGroup" xmlns:wpi="http://schemas.microsoft.com/office/word/2010/wordprocessingInk" xmlns:wne="http://schemas.microsoft.com/office/word/2006/wordml" xmlns:wps="http://schemas.microsoft.com/office/word/2010/wordprocessingShape" mc:Ignorable="w14 wp14">
   <w:body>
     <w:p>
-      <w:pPr>
-        <w:spacing w:after="20" w:before="120"/>
-      </w:pPr>
       <w:r>
-        <w:rPr>
-          <w:b/>
-          <w:sz w:val="22"/>
-        </w:rPr>
-        <w:t>Question: The pelvic shape that has the poorest prognosis from vagina delivery is:</w:t>
+        <w:t xml:space="preserve">Question: A patient with a severe head injury has a Glasgow Coma Scale score of 7. The priority nursing action is:</w:t>
       </w:r>
     </w:p>
     <w:p>
-      <w:pPr>
-        <w:spacing w:after="0" w:before="0"/>
-      </w:pPr>
       <w:r>
-        <w:rPr>
-          <w:b w:val="0"/>
-          <w:sz w:val="22"/>
-        </w:rPr>
-        <w:t>(a) Android</w:t>
+        <w:t xml:space="preserve">(a) Secure the airway and prepare for intubation</w:t>
       </w:r>
     </w:p>
     <w:p>
-      <w:pPr>
-        <w:spacing w:after="0" w:before="0"/>
-      </w:pPr>
       <w:r>
-        <w:rPr>
-          <w:b w:val="0"/>
-          <w:sz w:val="22"/>
-        </w:rPr>
-        <w:t>(b) Anthropoid</w:t>
+        <w:t xml:space="preserve">(b) Give oral fluids</w:t>
       </w:r>
     </w:p>
     <w:p>
-      <w:pPr>
-        <w:spacing w:after="0" w:before="0"/>
-      </w:pPr>
       <w:r>
-        <w:rPr>
-          <w:b w:val="0"/>
-          <w:sz w:val="22"/>
-        </w:rPr>
-        <w:t>(c) Gynecoid</w:t>
+        <w:t xml:space="preserve">(c) Allow the patient to rest</w:t>
       </w:r>
     </w:p>
     <w:p>
-      <w:pPr>
-        <w:spacing w:after="0" w:before="0"/>
-      </w:pPr>
       <w:r>
-        <w:rPr>
-          <w:b w:val="0"/>
-          <w:sz w:val="22"/>
-        </w:rPr>
-        <w:t>(d) Platypelloid</w:t>
+        <w:t xml:space="preserve">(d) Ambulate the patient</w:t>
       </w:r>
     </w:p>
     <w:p>
-      <w:pPr>
-        <w:spacing w:after="0" w:before="40"/>
-      </w:pPr>
       <w:r>
-        <w:rPr>
-          <w:b/>
-          <w:sz w:val="22"/>
-        </w:rPr>
-        <w:t>Answer: a</w:t>
+        <w:t xml:space="preserve">Answer: a</w:t>
       </w:r>
     </w:p>
     <w:p>
-      <w:pPr>
-        <w:spacing w:after="0" w:before="0"/>
-      </w:pPr>
       <w:r>
-        <w:rPr>
-          <w:b w:val="0"/>
-          <w:sz w:val="21"/>
-        </w:rPr>
-        <w:t>Solution: The pelvic shape that has the poorest prognosis for vaginal delivery is an android pelvis. The android pelvis is characterized by a narrow pelvic inlet and a more prominent sacrum, resulting in a reduced capacity for the passage of the fetal head during childbirth. This pelvic shape is often associated with difficulty in achieving successful vaginal delivery, especially in cases where the fetal head is larger or the presentation is not optimal. In such cases, a cesarean section may be necessary to ensure the safety of both the mother and the baby.</w:t>
+        <w:t xml:space="preserve">Solution: GCS ≤8 indicates severe injury with loss of airway reflexes — intubation, ventilation, and ICP management are priorities.</w:t>
       </w:r>
     </w:p>
     <w:p>
-      <w:pPr>
-        <w:spacing w:after="0" w:before="0"/>
-      </w:pPr>
       <w:r>
-        <w:rPr>
-          <w:b w:val="0"/>
-          <w:sz w:val="20"/>
-        </w:rPr>
-        <w:t>Positive Marks: 1</w:t>
+        <w:t xml:space="preserve">Positive Marks: 1</w:t>
       </w:r>
     </w:p>
     <w:p>
-      <w:pPr>
-        <w:spacing w:after="160" w:before="0"/>
-      </w:pPr>
       <w:r>
-        <w:rPr>
-          <w:b w:val="0"/>
-          <w:sz w:val="20"/>
-        </w:rPr>
-        <w:t>Negative Marks: 0.25</w:t>
+        <w:t xml:space="preserve">Negative Marks: 0.25</w:t>
       </w:r>
     </w:p>
     <w:p>
-      <w:pPr>
-        <w:spacing w:after="20" w:before="120"/>
-      </w:pPr>
       <w:r>
-        <w:rPr>
-          <w:b/>
-          <w:sz w:val="22"/>
-        </w:rPr>
-        <w:t>Question: A client develops anaphylaxis after a bee sting. What is the nurse's priority intervention?</w:t>
+        <w:t xml:space="preserve"/>
       </w:r>
     </w:p>
     <w:p>
-      <w:pPr>
-        <w:spacing w:after="0" w:before="0"/>
-      </w:pPr>
       <w:r>
-        <w:rPr>
-          <w:b w:val="0"/>
-          <w:sz w:val="22"/>
-        </w:rPr>
-        <w:t>(a) Establish IV access first</w:t>
+        <w:t xml:space="preserve">Question: The nurse is preparing a patient for a CT scan. The nurse should:</w:t>
       </w:r>
     </w:p>
     <w:p>
-      <w:pPr>
-        <w:spacing w:after="0" w:before="0"/>
-      </w:pPr>
       <w:r>
-        <w:rPr>
-          <w:b w:val="0"/>
-          <w:sz w:val="22"/>
-        </w:rPr>
-        <w:t>(b) Give an oral antihistamine</w:t>
+        <w:t xml:space="preserve">(a) Screen for pregnancy, allergies, and metal objects</w:t>
       </w:r>
     </w:p>
     <w:p>
-      <w:pPr>
-        <w:spacing w:after="0" w:before="0"/>
-      </w:pPr>
       <w:r>
-        <w:rPr>
-          <w:b w:val="0"/>
-          <w:sz w:val="22"/>
-        </w:rPr>
-        <w:t>(c) Administer epinephrine IM immediately</w:t>
+        <w:t xml:space="preserve">(b) Skip screening</w:t>
       </w:r>
     </w:p>
     <w:p>
-      <w:pPr>
-        <w:spacing w:after="0" w:before="0"/>
-      </w:pPr>
       <w:r>
-        <w:rPr>
-          <w:b w:val="0"/>
-          <w:sz w:val="22"/>
-        </w:rPr>
-        <w:t>(d) Apply oxygen by face mask</w:t>
+        <w:t xml:space="preserve">(c) Allow metal</w:t>
       </w:r>
     </w:p>
     <w:p>
-      <w:pPr>
-        <w:spacing w:after="0" w:before="40"/>
-      </w:pPr>
       <w:r>
-        <w:rPr>
-          <w:b/>
-          <w:sz w:val="22"/>
-        </w:rPr>
-        <w:t>Answer: c</w:t>
+        <w:t xml:space="preserve">(d) Ignore allergies</w:t>
       </w:r>
     </w:p>
     <w:p>
-      <w:pPr>
-        <w:spacing w:after="0" w:before="0"/>
-      </w:pPr>
       <w:r>
-        <w:rPr>
-          <w:b w:val="0"/>
-          <w:sz w:val="21"/>
-        </w:rPr>
-        <w:t>Solution: Epinephrine IM is the first-line, life-saving treatment for anaphylaxis; it reverses bronchospasm, laryngeal edema and hypotension.</w:t>
+        <w:t xml:space="preserve">Answer: a</w:t>
       </w:r>
     </w:p>
     <w:p>
-      <w:pPr>
-        <w:spacing w:after="0" w:before="0"/>
-      </w:pPr>
       <w:r>
-        <w:rPr>
-          <w:b w:val="0"/>
-          <w:sz w:val="20"/>
-        </w:rPr>
-        <w:t>Positive Marks: 1</w:t>
+        <w:t xml:space="preserve">Solution: CT preparation — the nurse screens for pregnancy, contrast allergy, renal function (contrast studies), and removes metal objects.</w:t>
       </w:r>
     </w:p>
     <w:p>
-      <w:pPr>
-        <w:spacing w:after="160" w:before="0"/>
-      </w:pPr>
       <w:r>
-        <w:rPr>
-          <w:b w:val="0"/>
-          <w:sz w:val="20"/>
-        </w:rPr>
-        <w:t>Negative Marks: 0.25</w:t>
+        <w:t xml:space="preserve">Positive Marks: 1</w:t>
       </w:r>
     </w:p>
     <w:p>
-      <w:pPr>
-        <w:spacing w:after="20" w:before="120"/>
-      </w:pPr>
       <w:r>
-        <w:rPr>
-          <w:b/>
-          <w:sz w:val="22"/>
-        </w:rPr>
-        <w:t>Question: An older male patient receiving normal saline 0.9% through IV line complains of shortness of breath and palpitation. The assessment reveals that the central venous pressure (CVP) is 18 cm H2O. What would be the priority nursing intervention?</w:t>
+        <w:t xml:space="preserve">Negative Marks: 0.25</w:t>
       </w:r>
     </w:p>
     <w:p>
-      <w:pPr>
-        <w:spacing w:after="0" w:before="0"/>
-      </w:pPr>
       <w:r>
-        <w:rPr>
-          <w:b w:val="0"/>
-          <w:sz w:val="22"/>
-        </w:rPr>
-        <w:t>(a) Discontinue the fluid</w:t>
+        <w:t xml:space="preserve"/>
       </w:r>
     </w:p>
     <w:p>
-      <w:pPr>
-        <w:spacing w:after="0" w:before="0"/>
-      </w:pPr>
       <w:r>
-        <w:rPr>
-          <w:b w:val="0"/>
-          <w:sz w:val="22"/>
-        </w:rPr>
-        <w:t>(b) Continue the IV fluid</w:t>
+        <w:t xml:space="preserve">Question: A patient at 32 weeks of gestation is diagnosed with preeclampsia and is hospitalized. The nurse should:</w:t>
       </w:r>
     </w:p>
     <w:p>
-      <w:pPr>
-        <w:spacing w:after="0" w:before="0"/>
-      </w:pPr>
       <w:r>
-        <w:rPr>
-          <w:b w:val="0"/>
-          <w:sz w:val="22"/>
-        </w:rPr>
-        <w:t>(c) Notify to the physician</w:t>
+        <w:t xml:space="preserve">(a) Monitor BP, reflexes, urine protein, and fetal well-being</w:t>
       </w:r>
     </w:p>
     <w:p>
-      <w:pPr>
-        <w:spacing w:after="0" w:before="0"/>
-      </w:pPr>
       <w:r>
-        <w:rPr>
-          <w:b w:val="0"/>
-          <w:sz w:val="22"/>
-        </w:rPr>
-        <w:t>(d) Increase the flow rate of IV fluid</w:t>
+        <w:t xml:space="preserve">(b) Restrict monitoring</w:t>
       </w:r>
     </w:p>
     <w:p>
-      <w:pPr>
-        <w:spacing w:after="0" w:before="40"/>
-      </w:pPr>
       <w:r>
-        <w:rPr>
-          <w:b/>
-          <w:sz w:val="22"/>
-        </w:rPr>
-        <w:t>Answer: c</w:t>
+        <w:t xml:space="preserve">(c) Send the patient home</w:t>
       </w:r>
     </w:p>
     <w:p>
-      <w:pPr>
-        <w:spacing w:after="0" w:before="0"/>
-      </w:pPr>
       <w:r>
-        <w:rPr>
-          <w:b w:val="0"/>
-          <w:sz w:val="21"/>
-        </w:rPr>
-        <w:t>Solution: Shortness of breath and an elevated CVP during an IV infusion indicate fluid overload; the nurse should stop/slow the infusion and notify the physician immediately.</w:t>
+        <w:t xml:space="preserve">(d) Give no treatment</w:t>
       </w:r>
     </w:p>
     <w:p>
-      <w:pPr>
-        <w:spacing w:after="0" w:before="0"/>
-      </w:pPr>
       <w:r>
-        <w:rPr>
-          <w:b w:val="0"/>
-          <w:sz w:val="20"/>
-        </w:rPr>
-        <w:t>Positive Marks: 1</w:t>
+        <w:t xml:space="preserve">Answer: a</w:t>
       </w:r>
     </w:p>
     <w:p>
-      <w:pPr>
-        <w:spacing w:after="160" w:before="0"/>
-      </w:pPr>
       <w:r>
-        <w:rPr>
-          <w:b w:val="0"/>
-          <w:sz w:val="20"/>
-        </w:rPr>
-        <w:t>Negative Marks: 0.25</w:t>
+        <w:t xml:space="preserve">Solution: Preeclampsia — BP monitoring, reflexes (magnesium effects), urine protein, fetal assessment, and preparation for delivery planning.</w:t>
       </w:r>
     </w:p>
     <w:p>
-      <w:pPr>
-        <w:spacing w:after="20" w:before="120"/>
-      </w:pPr>
       <w:r>
-        <w:rPr>
-          <w:b/>
-          <w:sz w:val="22"/>
-        </w:rPr>
-        <w:t>Question: The common normal site of implantation of blastocyst in the uterus is:</w:t>
+        <w:t xml:space="preserve">Positive Marks: 1</w:t>
       </w:r>
     </w:p>
     <w:p>
-      <w:pPr>
-        <w:spacing w:after="0" w:before="0"/>
-      </w:pPr>
       <w:r>
-        <w:rPr>
-          <w:b w:val="0"/>
-          <w:sz w:val="22"/>
-        </w:rPr>
-        <w:t>(a) Lower uterine area</w:t>
+        <w:t xml:space="preserve">Negative Marks: 0.25</w:t>
       </w:r>
     </w:p>
     <w:p>
-      <w:pPr>
-        <w:spacing w:after="0" w:before="0"/>
-      </w:pPr>
       <w:r>
-        <w:rPr>
-          <w:b w:val="0"/>
-          <w:sz w:val="22"/>
-        </w:rPr>
-        <w:t>(b) Lower cervical segment</w:t>
+        <w:t xml:space="preserve"/>
       </w:r>
     </w:p>
     <w:p>
-      <w:pPr>
-        <w:spacing w:after="0" w:before="0"/>
-      </w:pPr>
       <w:r>
-        <w:rPr>
-          <w:b w:val="0"/>
-          <w:sz w:val="22"/>
-        </w:rPr>
-        <w:t>(c) Mid-uterine area</w:t>
+        <w:t xml:space="preserve">Question: A 5-year-old child with a head injury is being observed. Which finding indicates raised intracranial pressure?</w:t>
       </w:r>
     </w:p>
     <w:p>
-      <w:pPr>
-        <w:spacing w:after="0" w:before="0"/>
-      </w:pPr>
       <w:r>
-        <w:rPr>
-          <w:b w:val="0"/>
-          <w:sz w:val="22"/>
-        </w:rPr>
-        <w:t>(d) Upper uterine portion</w:t>
+        <w:t xml:space="preserve">(a) Vomiting, headache, and altered consciousness</w:t>
       </w:r>
     </w:p>
     <w:p>
-      <w:pPr>
-        <w:spacing w:after="0" w:before="40"/>
-      </w:pPr>
       <w:r>
-        <w:rPr>
-          <w:b/>
-          <w:sz w:val="22"/>
-        </w:rPr>
-        <w:t>Answer: d</w:t>
+        <w:t xml:space="preserve">(b) Normal behavior</w:t>
       </w:r>
     </w:p>
     <w:p>
-      <w:pPr>
-        <w:spacing w:after="0" w:before="0"/>
-      </w:pPr>
       <w:r>
-        <w:rPr>
-          <w:b w:val="0"/>
-          <w:sz w:val="21"/>
-        </w:rPr>
-        <w:t>Solution: The blastocyst most commonly implants in the upper (fundal) portion of the uterus.</w:t>
+        <w:t xml:space="preserve">(c) Weight gain</w:t>
       </w:r>
     </w:p>
     <w:p>
-      <w:pPr>
-        <w:spacing w:after="0" w:before="0"/>
-      </w:pPr>
       <w:r>
-        <w:rPr>
-          <w:b w:val="0"/>
-          <w:sz w:val="20"/>
-        </w:rPr>
-        <w:t>Positive Marks: 1</w:t>
+        <w:t xml:space="preserve">(d) Diarrhea</w:t>
       </w:r>
     </w:p>
     <w:p>
-      <w:pPr>
-        <w:spacing w:after="160" w:before="0"/>
-      </w:pPr>
       <w:r>
-        <w:rPr>
-          <w:b w:val="0"/>
-          <w:sz w:val="20"/>
-        </w:rPr>
-        <w:t>Negative Marks: 0.25</w:t>
+        <w:t xml:space="preserve">Answer: a</w:t>
       </w:r>
     </w:p>
     <w:p>
-      <w:pPr>
-        <w:spacing w:after="20" w:before="120"/>
-      </w:pPr>
       <w:r>
-        <w:rPr>
-          <w:b/>
-          <w:sz w:val="22"/>
-        </w:rPr>
-        <w:t>Question: What It meant by posthumous child?</w:t>
+        <w:t xml:space="preserve">Solution: Raised ICP in children — headache, vomiting (often projectile), altered consciousness, and pupillary changes. The nurse monitors GCS and reports early signs.</w:t>
       </w:r>
     </w:p>
     <w:p>
-      <w:pPr>
-        <w:spacing w:after="0" w:before="0"/>
-      </w:pPr>
       <w:r>
-        <w:rPr>
-          <w:b w:val="0"/>
-          <w:sz w:val="22"/>
-        </w:rPr>
-        <w:t>(a) Child who lost the parents after birth</w:t>
+        <w:t xml:space="preserve">Positive Marks: 1</w:t>
       </w:r>
     </w:p>
     <w:p>
-      <w:pPr>
-        <w:spacing w:after="0" w:before="0"/>
-      </w:pPr>
       <w:r>
-        <w:rPr>
-          <w:b w:val="0"/>
-          <w:sz w:val="22"/>
-        </w:rPr>
-        <w:t>(b) Abused child</w:t>
+        <w:t xml:space="preserve">Negative Marks: 0.25</w:t>
       </w:r>
     </w:p>
     <w:p>
-      <w:pPr>
-        <w:spacing w:after="0" w:before="0"/>
-      </w:pPr>
       <w:r>
-        <w:rPr>
-          <w:b w:val="0"/>
-          <w:sz w:val="22"/>
-        </w:rPr>
-        <w:t>(c) Childbirth after death of both biological parent</w:t>
+        <w:t xml:space="preserve"/>
       </w:r>
     </w:p>
     <w:p>
-      <w:pPr>
-        <w:spacing w:after="0" w:before="0"/>
-      </w:pPr>
       <w:r>
-        <w:rPr>
-          <w:b w:val="0"/>
-          <w:sz w:val="22"/>
-        </w:rPr>
-        <w:t>(d) Child who doesn't hate mother</w:t>
+        <w:t xml:space="preserve">Question: A patient with obsessive-compulsive disorder is being taught about medication. Which medication class is first-line for OCD?</w:t>
       </w:r>
     </w:p>
     <w:p>
-      <w:pPr>
-        <w:spacing w:after="0" w:before="40"/>
-      </w:pPr>
       <w:r>
-        <w:rPr>
-          <w:b/>
-          <w:sz w:val="22"/>
-        </w:rPr>
-        <w:t>Answer: c</w:t>
+        <w:t xml:space="preserve">(a) SSRIs (e.g., fluoxetine, sertraline)</w:t>
       </w:r>
     </w:p>
     <w:p>
-      <w:pPr>
-        <w:spacing w:after="0" w:before="0"/>
-      </w:pPr>
       <w:r>
-        <w:rPr>
-          <w:b w:val="0"/>
-          <w:sz w:val="21"/>
-        </w:rPr>
-        <w:t>Solution: A posthumous child refers to a child who is born after the death of one or both of their biological parents. It specifically refers to a child who is conceived before the death of the biological parent(s) but born after their demise. This situation can occur due to advanced reproductive technologies, such as postmortem sperm retrieval or the use of stored frozen embryos. The term "posthumous child" highlights the unique circumstances surrounding the child's birth and the absence of one or both biological parents during their upbringing. "Forensic Medicine: A Handbook for Professionals," Chapter 10</w:t>
+        <w:t xml:space="preserve">(b) Benzodiazepines alone</w:t>
       </w:r>
     </w:p>
     <w:p>
-      <w:pPr>
-        <w:spacing w:after="0" w:before="0"/>
-      </w:pPr>
       <w:r>
-        <w:rPr>
-          <w:b w:val="0"/>
-          <w:sz w:val="20"/>
-        </w:rPr>
-        <w:t>Positive Marks: 1</w:t>
+        <w:t xml:space="preserve">(c) Antipsychotics alone</w:t>
       </w:r>
     </w:p>
     <w:p>
-      <w:pPr>
-        <w:spacing w:after="160" w:before="0"/>
-      </w:pPr>
       <w:r>
-        <w:rPr>
-          <w:b w:val="0"/>
-          <w:sz w:val="20"/>
-        </w:rPr>
-        <w:t>Negative Marks: 0.25</w:t>
+        <w:t xml:space="preserve">(d) Stimulants</w:t>
       </w:r>
     </w:p>
     <w:p>
-      <w:pPr>
-        <w:spacing w:after="20" w:before="120"/>
-      </w:pPr>
       <w:r>
-        <w:rPr>
-          <w:b/>
-          <w:sz w:val="22"/>
-        </w:rPr>
-        <w:t>Question: Best described the asepsis of any surgical instrument?</w:t>
+        <w:t xml:space="preserve">Answer: a</w:t>
       </w:r>
     </w:p>
     <w:p>
-      <w:pPr>
-        <w:spacing w:after="0" w:before="0"/>
-      </w:pPr>
       <w:r>
-        <w:rPr>
-          <w:b w:val="0"/>
-          <w:sz w:val="22"/>
-        </w:rPr>
-        <w:t>(a) Sterilization</w:t>
+        <w:t xml:space="preserve">Solution: SSRIs are first-line for OCD (often at higher doses and longer duration), combined with ERP therapy. Benzodiazepines are not first-line.</w:t>
       </w:r>
     </w:p>
     <w:p>
-      <w:pPr>
-        <w:spacing w:after="0" w:before="0"/>
-      </w:pPr>
       <w:r>
-        <w:rPr>
-          <w:b w:val="0"/>
-          <w:sz w:val="22"/>
-        </w:rPr>
-        <w:t>(b) Mopping</w:t>
+        <w:t xml:space="preserve">Positive Marks: 1</w:t>
       </w:r>
     </w:p>
     <w:p>
-      <w:pPr>
-        <w:spacing w:after="0" w:before="0"/>
-      </w:pPr>
       <w:r>
-        <w:rPr>
-          <w:b w:val="0"/>
-          <w:sz w:val="22"/>
-        </w:rPr>
-        <w:t>(c) Scrubbing</w:t>
+        <w:t xml:space="preserve">Negative Marks: 0.25</w:t>
       </w:r>
     </w:p>
     <w:p>
-      <w:pPr>
-        <w:spacing w:after="0" w:before="0"/>
-      </w:pPr>
       <w:r>
-        <w:rPr>
-          <w:b w:val="0"/>
-          <w:sz w:val="22"/>
-        </w:rPr>
-        <w:t>(d) Disinfection</w:t>
+        <w:t xml:space="preserve"/>
       </w:r>
     </w:p>
     <w:p>
-      <w:pPr>
-        <w:spacing w:after="0" w:before="40"/>
-      </w:pPr>
       <w:r>
-        <w:rPr>
-          <w:b/>
-          <w:sz w:val="22"/>
-        </w:rPr>
-        <w:t>Answer: a</w:t>
+        <w:t xml:space="preserve">Question: The "Pradhan Mantri Bhartiya Janaushadhi Kendra" aims to reduce:</w:t>
       </w:r>
     </w:p>
     <w:p>
-      <w:pPr>
-        <w:spacing w:after="0" w:before="0"/>
-      </w:pPr>
       <w:r>
-        <w:rPr>
-          <w:b w:val="0"/>
-          <w:sz w:val="21"/>
-        </w:rPr>
-        <w:t>Solution: The complete elimination of all microorganisms, including spores, is the best description of the term sterilization. Sterilization is the process of killing or removing all microorganisms, including bacteria, viruses, fungi, and spores. Sterilization can be achieved by various physical and chemical methods, such as heat, radiation, and chemical disinfectants.</w:t>
+        <w:t xml:space="preserve">(a) Out-of-pocket medicine costs</w:t>
       </w:r>
     </w:p>
     <w:p>
-      <w:pPr>
-        <w:spacing w:after="0" w:before="0"/>
-      </w:pPr>
       <w:r>
-        <w:rPr>
-          <w:b w:val="0"/>
-          <w:sz w:val="20"/>
-        </w:rPr>
-        <w:t>Positive Marks: 1</w:t>
+        <w:t xml:space="preserve">(b) Medicine availability</w:t>
       </w:r>
     </w:p>
     <w:p>
-      <w:pPr>
-        <w:spacing w:after="160" w:before="0"/>
-      </w:pPr>
       <w:r>
-        <w:rPr>
-          <w:b w:val="0"/>
-          <w:sz w:val="20"/>
-        </w:rPr>
-        <w:t>Negative Marks: 0.25</w:t>
+        <w:t xml:space="preserve">(c) Treatment access</w:t>
       </w:r>
     </w:p>
     <w:p>
-      <w:pPr>
-        <w:spacing w:after="20" w:before="120"/>
-      </w:pPr>
       <w:r>
-        <w:rPr>
-          <w:b/>
-          <w:sz w:val="22"/>
-        </w:rPr>
-        <w:t>Question: A client in the immediate postoperative period after thyroidectomy develops stridor. Which condition does this indicate and what is the priority?</w:t>
+        <w:t xml:space="preserve">(d) Health awareness</w:t>
       </w:r>
     </w:p>
     <w:p>
-      <w:pPr>
-        <w:spacing w:after="0" w:before="0"/>
-      </w:pPr>
       <w:r>
-        <w:rPr>
-          <w:b w:val="0"/>
-          <w:sz w:val="22"/>
-        </w:rPr>
-        <w:t>(a) Laryngeal edema with airway obstruction - prepare for emergency airway management</w:t>
+        <w:t xml:space="preserve">Answer: a</w:t>
       </w:r>
     </w:p>
     <w:p>
-      <w:pPr>
-        <w:spacing w:after="0" w:before="0"/>
-      </w:pPr>
       <w:r>
-        <w:rPr>
-          <w:b w:val="0"/>
-          <w:sz w:val="22"/>
-        </w:rPr>
-        <w:t>(b) Recurrent laryngeal nerve injury - reassure the client</w:t>
+        <w:t xml:space="preserve">Solution: Affordable generic medicines reduce out-of-pocket costs — the core objective of PMBJP.</w:t>
       </w:r>
     </w:p>
     <w:p>
-      <w:pPr>
-        <w:spacing w:after="0" w:before="0"/>
-      </w:pPr>
       <w:r>
-        <w:rPr>
-          <w:b w:val="0"/>
-          <w:sz w:val="22"/>
-        </w:rPr>
-        <w:t>(c) Hypocalcemia - check calcium level</w:t>
+        <w:t xml:space="preserve">Positive Marks: 1</w:t>
       </w:r>
     </w:p>
     <w:p>
-      <w:pPr>
-        <w:spacing w:after="0" w:before="0"/>
-      </w:pPr>
       <w:r>
-        <w:rPr>
-          <w:b w:val="0"/>
-          <w:sz w:val="22"/>
-        </w:rPr>
-        <w:t>(d) Normal postoperative hoarseness - continue to observe</w:t>
+        <w:t xml:space="preserve">Negative Marks: 0.25</w:t>
       </w:r>
     </w:p>
     <w:p>
-      <w:pPr>
-        <w:spacing w:after="0" w:before="40"/>
-      </w:pPr>
       <w:r>
-        <w:rPr>
-          <w:b/>
-          <w:sz w:val="22"/>
-        </w:rPr>
-        <w:t>Answer: a</w:t>
+        <w:t xml:space="preserve"/>
       </w:r>
     </w:p>
     <w:p>
-      <w:pPr>
-        <w:spacing w:after="0" w:before="0"/>
-      </w:pPr>
       <w:r>
-        <w:rPr>
-          <w:b w:val="0"/>
-          <w:sz w:val="21"/>
-        </w:rPr>
-        <w:t>Solution: Stridor is inspiratory crowing from laryngeal edema/obstruction; it is an emergency requiring immediate airway management (oxygen, and possible tracheostomy).</w:t>
+        <w:t xml:space="preserve">Question: The nurse is to administer 400 mg of a medication. The vial contains 100 mg/mL. The volume to give is:</w:t>
       </w:r>
     </w:p>
     <w:p>
-      <w:pPr>
-        <w:spacing w:after="0" w:before="0"/>
-      </w:pPr>
       <w:r>
-        <w:rPr>
-          <w:b w:val="0"/>
-          <w:sz w:val="20"/>
-        </w:rPr>
-        <w:t>Positive Marks: 1</w:t>
+        <w:t xml:space="preserve">(a) 2 mL</w:t>
       </w:r>
     </w:p>
     <w:p>
-      <w:pPr>
-        <w:spacing w:after="160" w:before="0"/>
-      </w:pPr>
       <w:r>
-        <w:rPr>
-          <w:b w:val="0"/>
-          <w:sz w:val="20"/>
-        </w:rPr>
-        <w:t>Negative Marks: 0.25</w:t>
+        <w:t xml:space="preserve">(b) 3 mL</w:t>
       </w:r>
     </w:p>
     <w:p>
-      <w:pPr>
-        <w:spacing w:after="20" w:before="120"/>
-      </w:pPr>
       <w:r>
-        <w:rPr>
-          <w:b/>
-          <w:sz w:val="22"/>
-        </w:rPr>
-        <w:t>Question: The most appropriate nursing intervention for a patient with epistaxis is:</w:t>
+        <w:t xml:space="preserve">(c) 4 mL</w:t>
       </w:r>
     </w:p>
     <w:p>
-      <w:pPr>
-        <w:spacing w:after="0" w:before="0"/>
-      </w:pPr>
       <w:r>
-        <w:rPr>
-          <w:b w:val="0"/>
-          <w:sz w:val="22"/>
-        </w:rPr>
-        <w:t>(a) Tilt the head backwards</w:t>
+        <w:t xml:space="preserve">(d) 5 mL</w:t>
       </w:r>
     </w:p>
     <w:p>
-      <w:pPr>
-        <w:spacing w:after="0" w:before="0"/>
-      </w:pPr>
       <w:r>
-        <w:rPr>
-          <w:b w:val="0"/>
-          <w:sz w:val="22"/>
-        </w:rPr>
-        <w:t>(b) Pinch the nostrils and lean forward</w:t>
+        <w:t xml:space="preserve">Answer: c</w:t>
       </w:r>
     </w:p>
     <w:p>
-      <w:pPr>
-        <w:spacing w:after="0" w:before="0"/>
-      </w:pPr>
       <w:r>
-        <w:rPr>
-          <w:b w:val="0"/>
-          <w:sz w:val="22"/>
-        </w:rPr>
-        <w:t>(c) Apply cold pack to the feet</w:t>
+        <w:t xml:space="preserve">Solution: Volume = 400 ÷ 100 = 4 mL.</w:t>
       </w:r>
     </w:p>
     <w:p>
-      <w:pPr>
-        <w:spacing w:after="0" w:before="0"/>
-      </w:pPr>
       <w:r>
-        <w:rPr>
-          <w:b w:val="0"/>
-          <w:sz w:val="22"/>
-        </w:rPr>
-        <w:t>(d) Insert a cotton plug in the ear</w:t>
+        <w:t xml:space="preserve">Positive Marks: 1</w:t>
       </w:r>
     </w:p>
     <w:p>
-      <w:pPr>
-        <w:spacing w:after="0" w:before="40"/>
-      </w:pPr>
       <w:r>
-        <w:rPr>
-          <w:b/>
-          <w:sz w:val="22"/>
-        </w:rPr>
-        <w:t>Answer: b</w:t>
+        <w:t xml:space="preserve">Negative Marks: 0.25</w:t>
       </w:r>
     </w:p>
     <w:p>
-      <w:pPr>
-        <w:spacing w:after="0" w:before="0"/>
-      </w:pPr>
       <w:r>
-        <w:rPr>
-          <w:b w:val="0"/>
-          <w:sz w:val="21"/>
-        </w:rPr>
-        <w:t>Solution: For epistaxis, pinch the soft part of the nostrils, lean forward and breathe through the mouth; do not tilt the head back.</w:t>
+        <w:t xml:space="preserve"/>
       </w:r>
     </w:p>
     <w:p>
-      <w:pPr>
-        <w:spacing w:after="0" w:before="0"/>
-      </w:pPr>
       <w:r>
-        <w:rPr>
-          <w:b w:val="0"/>
-          <w:sz w:val="20"/>
-        </w:rPr>
-        <w:t>Positive Marks: 1</w:t>
+        <w:t xml:space="preserve">Question: The nurse is caring for a patient with acute respiratory distress syndrome on mechanical ventilation. The nurse should:</w:t>
       </w:r>
     </w:p>
     <w:p>
-      <w:pPr>
-        <w:spacing w:after="160" w:before="0"/>
-      </w:pPr>
       <w:r>
-        <w:rPr>
-          <w:b w:val="0"/>
-          <w:sz w:val="20"/>
-        </w:rPr>
-        <w:t>Negative Marks: 0.25</w:t>
+        <w:t xml:space="preserve">(a) Monitor ventilator settings, oxygenation, and for barotrauma</w:t>
       </w:r>
     </w:p>
     <w:p>
-      <w:pPr>
-        <w:spacing w:after="20" w:before="120"/>
-      </w:pPr>
       <w:r>
-        <w:rPr>
-          <w:b/>
-          <w:sz w:val="22"/>
-        </w:rPr>
-        <w:t>Question: The first step in the nursing process is:</w:t>
+        <w:t xml:space="preserve">(b) Ignore the ventilator</w:t>
       </w:r>
     </w:p>
     <w:p>
-      <w:pPr>
-        <w:spacing w:after="0" w:before="0"/>
-      </w:pPr>
       <w:r>
-        <w:rPr>
-          <w:b w:val="0"/>
-          <w:sz w:val="22"/>
-        </w:rPr>
-        <w:t>(a) Planning</w:t>
+        <w:t xml:space="preserve">(c) Disconnect the alarms</w:t>
       </w:r>
     </w:p>
     <w:p>
-      <w:pPr>
-        <w:spacing w:after="0" w:before="0"/>
-      </w:pPr>
       <w:r>
-        <w:rPr>
-          <w:b w:val="0"/>
-          <w:sz w:val="22"/>
-        </w:rPr>
-        <w:t>(b) Evaluation</w:t>
+        <w:t xml:space="preserve">(d) Sedate deeply at all times</w:t>
       </w:r>
     </w:p>
     <w:p>
-      <w:pPr>
-        <w:spacing w:after="0" w:before="0"/>
-      </w:pPr>
       <w:r>
-        <w:rPr>
-          <w:b w:val="0"/>
-          <w:sz w:val="22"/>
-        </w:rPr>
-        <w:t>(c) Implementation</w:t>
+        <w:t xml:space="preserve">Answer: a</w:t>
       </w:r>
     </w:p>
     <w:p>
-      <w:pPr>
-        <w:spacing w:after="0" w:before="0"/>
-      </w:pPr>
       <w:r>
-        <w:rPr>
-          <w:b w:val="0"/>
-          <w:sz w:val="22"/>
-        </w:rPr>
-        <w:t>(d) Assessment</w:t>
+        <w:t xml:space="preserve">Solution: Ventilated ARDS — monitor settings (tidal volume, PEEP), SpO2/ABGs, peak pressures, and signs of barotrauma (sudden deterioration, subcutaneous emphysema).</w:t>
       </w:r>
     </w:p>
     <w:p>
-      <w:pPr>
-        <w:spacing w:after="0" w:before="40"/>
-      </w:pPr>
       <w:r>
-        <w:rPr>
-          <w:b/>
-          <w:sz w:val="22"/>
-        </w:rPr>
-        <w:t>Answer: d</w:t>
+        <w:t xml:space="preserve">Positive Marks: 1</w:t>
       </w:r>
     </w:p>
     <w:p>
-      <w:pPr>
-        <w:spacing w:after="0" w:before="0"/>
-      </w:pPr>
       <w:r>
-        <w:rPr>
-          <w:b w:val="0"/>
-          <w:sz w:val="21"/>
-        </w:rPr>
-        <w:t>Solution: The nursing process begins with assessment - collection of data about the patient's health status.</w:t>
+        <w:t xml:space="preserve">Negative Marks: 0.25</w:t>
       </w:r>
     </w:p>
     <w:p>
-      <w:pPr>
-        <w:spacing w:after="0" w:before="0"/>
-      </w:pPr>
       <w:r>
-        <w:rPr>
-          <w:b w:val="0"/>
-          <w:sz w:val="20"/>
-        </w:rPr>
-        <w:t>Positive Marks: 1</w:t>
+        <w:t xml:space="preserve"/>
       </w:r>
     </w:p>
     <w:p>
-      <w:pPr>
-        <w:spacing w:after="160" w:before="0"/>
-      </w:pPr>
       <w:r>
-        <w:rPr>
-          <w:b w:val="0"/>
-          <w:sz w:val="20"/>
-        </w:rPr>
-        <w:t>Negative Marks: 0.25</w:t>
+        <w:t xml:space="preserve">Question: A patient with a urinary tract infection is being taught preventive measures. The nurse should teach the patient to:</w:t>
       </w:r>
     </w:p>
     <w:p>
-      <w:pPr>
-        <w:spacing w:after="20" w:before="120"/>
-      </w:pPr>
       <w:r>
-        <w:rPr>
-          <w:b/>
-          <w:sz w:val="22"/>
-        </w:rPr>
-        <w:t>Question: Which of the following is a vector-borne disease?</w:t>
+        <w:t xml:space="preserve">(a) Increase fluids, void regularly, and wipe front to back</w:t>
       </w:r>
     </w:p>
     <w:p>
-      <w:pPr>
-        <w:spacing w:after="0" w:before="0"/>
-      </w:pPr>
       <w:r>
-        <w:rPr>
-          <w:b w:val="0"/>
-          <w:sz w:val="22"/>
-        </w:rPr>
-        <w:t>(a) Tuberculosis</w:t>
+        <w:t xml:space="preserve">(b) Hold urine</w:t>
       </w:r>
     </w:p>
     <w:p>
-      <w:pPr>
-        <w:spacing w:after="0" w:before="0"/>
-      </w:pPr>
       <w:r>
-        <w:rPr>
-          <w:b w:val="0"/>
-          <w:sz w:val="22"/>
-        </w:rPr>
-        <w:t>(b) Dengue</w:t>
+        <w:t xml:space="preserve">(c) Decrease fluids</w:t>
       </w:r>
     </w:p>
     <w:p>
-      <w:pPr>
-        <w:spacing w:after="0" w:before="0"/>
-      </w:pPr>
       <w:r>
-        <w:rPr>
-          <w:b w:val="0"/>
-          <w:sz w:val="22"/>
-        </w:rPr>
-        <w:t>(c) Hepatitis A</w:t>
+        <w:t xml:space="preserve">(d) Use bubble baths</w:t>
       </w:r>
     </w:p>
     <w:p>
-      <w:pPr>
-        <w:spacing w:after="0" w:before="0"/>
-      </w:pPr>
       <w:r>
-        <w:rPr>
-          <w:b w:val="0"/>
-          <w:sz w:val="22"/>
-        </w:rPr>
-        <w:t>(d) Cholera</w:t>
+        <w:t xml:space="preserve">Answer: a</w:t>
       </w:r>
     </w:p>
     <w:p>
-      <w:pPr>
-        <w:spacing w:after="0" w:before="40"/>
-      </w:pPr>
       <w:r>
-        <w:rPr>
-          <w:b/>
-          <w:sz w:val="22"/>
-        </w:rPr>
-        <w:t>Answer: b</w:t>
+        <w:t xml:space="preserve">Solution: UTI prevention — hydration, regular voiding (not holding), front-to-back wiping, and avoiding irritants (bubble baths, caffeine).</w:t>
       </w:r>
     </w:p>
     <w:p>
-      <w:pPr>
-        <w:spacing w:after="0" w:before="0"/>
-      </w:pPr>
       <w:r>
-        <w:rPr>
-          <w:b w:val="0"/>
-          <w:sz w:val="21"/>
-        </w:rPr>
-        <w:t>Solution: Dengue is transmitted by the Aedes aegypti mosquito, making it a vector-borne disease.</w:t>
+        <w:t xml:space="preserve">Positive Marks: 1</w:t>
       </w:r>
     </w:p>
     <w:p>
-      <w:pPr>
-        <w:spacing w:after="0" w:before="0"/>
-      </w:pPr>
       <w:r>
-        <w:rPr>
-          <w:b w:val="0"/>
-          <w:sz w:val="20"/>
-        </w:rPr>
-        <w:t>Positive Marks: 1</w:t>
+        <w:t xml:space="preserve">Negative Marks: 0.25</w:t>
       </w:r>
     </w:p>
     <w:p>
-      <w:pPr>
-        <w:spacing w:after="160" w:before="0"/>
-      </w:pPr>
       <w:r>
-        <w:rPr>
-          <w:b w:val="0"/>
-          <w:sz w:val="20"/>
-        </w:rPr>
-        <w:t>Negative Marks: 0.25</w:t>
+        <w:t xml:space="preserve"/>
       </w:r>
     </w:p>
     <w:p>
-      <w:pPr>
-        <w:spacing w:after="20" w:before="120"/>
-      </w:pPr>
       <w:r>
-        <w:rPr>
-          <w:b/>
-          <w:sz w:val="22"/>
-        </w:rPr>
-        <w:t>Question: In COPD patient given O2 by venturi mask then nursing priority action ?</w:t>
+        <w:t xml:space="preserve">Question: The nurse is providing post-operative care to a patient after a splenectomy. The nurse should monitor for:</w:t>
       </w:r>
     </w:p>
     <w:p>
-      <w:pPr>
-        <w:spacing w:after="0" w:before="0"/>
-      </w:pPr>
       <w:r>
-        <w:rPr>
-          <w:b w:val="0"/>
-          <w:sz w:val="22"/>
-        </w:rPr>
-        <w:t>(a) Provide supine position</w:t>
+        <w:t xml:space="preserve">(a) Signs of infection (increased risk without the spleen)</w:t>
       </w:r>
     </w:p>
     <w:p>
-      <w:pPr>
-        <w:spacing w:after="0" w:before="0"/>
-      </w:pPr>
       <w:r>
-        <w:rPr>
-          <w:b w:val="0"/>
-          <w:sz w:val="22"/>
-        </w:rPr>
-        <w:t>(b) Provide hot liquid</w:t>
+        <w:t xml:space="preserve">(b) Hyperglycemia only</w:t>
       </w:r>
     </w:p>
     <w:p>
-      <w:pPr>
-        <w:spacing w:after="0" w:before="0"/>
-      </w:pPr>
       <w:r>
-        <w:rPr>
-          <w:b w:val="0"/>
-          <w:sz w:val="22"/>
-        </w:rPr>
-        <w:t>(c) Cheque altertness</w:t>
+        <w:t xml:space="preserve">(c) Constipation</w:t>
       </w:r>
     </w:p>
     <w:p>
-      <w:pPr>
-        <w:spacing w:after="0" w:before="0"/>
-      </w:pPr>
       <w:r>
-        <w:rPr>
-          <w:b w:val="0"/>
-          <w:sz w:val="22"/>
-        </w:rPr>
-        <w:t>(d) Assess the dryness of nose</w:t>
+        <w:t xml:space="preserve">(d) Hyperthyroidism</w:t>
       </w:r>
     </w:p>
     <w:p>
-      <w:pPr>
-        <w:spacing w:after="0" w:before="40"/>
-      </w:pPr>
       <w:r>
-        <w:rPr>
-          <w:b/>
-          <w:sz w:val="22"/>
-        </w:rPr>
-        <w:t>Answer: d</w:t>
+        <w:t xml:space="preserve">Answer: a</w:t>
       </w:r>
     </w:p>
     <w:p>
-      <w:pPr>
-        <w:spacing w:after="0" w:before="0"/>
-      </w:pPr>
       <w:r>
-        <w:rPr>
-          <w:b w:val="0"/>
-          <w:sz w:val="21"/>
-        </w:rPr>
-        <w:t>Solution: In a COPD patient on a venturi mask, the nurse assesses dryness of the nasal mucosa as oxygen therapy can dry the airway; humidification is maintained.</w:t>
+        <w:t xml:space="preserve">Solution: After splenectomy, the patient is at higher infection risk (encapsulated organisms) — the nurse monitors for fever, teaches vaccination, and reinforces prompt treatment of infections.</w:t>
       </w:r>
     </w:p>
     <w:p>
-      <w:pPr>
-        <w:spacing w:after="0" w:before="0"/>
-      </w:pPr>
       <w:r>
-        <w:rPr>
-          <w:b w:val="0"/>
-          <w:sz w:val="20"/>
-        </w:rPr>
-        <w:t>Positive Marks: 1</w:t>
+        <w:t xml:space="preserve">Positive Marks: 1</w:t>
       </w:r>
     </w:p>
     <w:p>
-      <w:pPr>
-        <w:spacing w:after="160" w:before="0"/>
-      </w:pPr>
       <w:r>
-        <w:rPr>
-          <w:b w:val="0"/>
-          <w:sz w:val="20"/>
-        </w:rPr>
-        <w:t>Negative Marks: 0.25</w:t>
+        <w:t xml:space="preserve">Negative Marks: 0.25</w:t>
       </w:r>
     </w:p>
     <w:p>
-      <w:pPr>
-        <w:spacing w:after="20" w:before="120"/>
-      </w:pPr>
       <w:r>
-        <w:rPr>
-          <w:b/>
-          <w:sz w:val="22"/>
-        </w:rPr>
-        <w:t>Question: Which disease is not included in national vector bornedisease control program?</w:t>
+        <w:t xml:space="preserve">Question: A patient with chronic liver disease is being taught about lactulose. The nurse should teach the patient that:</w:t>
       </w:r>
     </w:p>
     <w:p>
-      <w:pPr>
-        <w:spacing w:after="0" w:before="0"/>
-      </w:pPr>
       <w:r>
-        <w:rPr>
-          <w:b w:val="0"/>
-          <w:sz w:val="22"/>
-        </w:rPr>
-        <w:t>(a) Chikungunya</w:t>
+        <w:t xml:space="preserve">(a) Lactulose reduces ammonia and prevents encephalopathy, targeting 2–3 soft stools daily</w:t>
       </w:r>
     </w:p>
     <w:p>
-      <w:pPr>
-        <w:spacing w:after="0" w:before="0"/>
-      </w:pPr>
       <w:r>
-        <w:rPr>
-          <w:b w:val="0"/>
-          <w:sz w:val="22"/>
-        </w:rPr>
-        <w:t>(b) Malaria</w:t>
+        <w:t xml:space="preserve">(b) Lactulose increases ammonia</w:t>
       </w:r>
     </w:p>
     <w:p>
-      <w:pPr>
-        <w:spacing w:after="0" w:before="0"/>
-      </w:pPr>
       <w:r>
-        <w:rPr>
-          <w:b w:val="0"/>
-          <w:sz w:val="22"/>
-        </w:rPr>
-        <w:t>(c) Plague</w:t>
+        <w:t xml:space="preserve">(c) Lactulose causes constipation</w:t>
       </w:r>
     </w:p>
     <w:p>
-      <w:pPr>
-        <w:spacing w:after="0" w:before="0"/>
-      </w:pPr>
       <w:r>
-        <w:rPr>
-          <w:b w:val="0"/>
-          <w:sz w:val="22"/>
-        </w:rPr>
-        <w:t>(d) Dengue</w:t>
+        <w:t xml:space="preserve">(d) Lactulose is for pain</w:t>
       </w:r>
     </w:p>
     <w:p>
-      <w:pPr>
-        <w:spacing w:after="0" w:before="40"/>
-      </w:pPr>
       <w:r>
-        <w:rPr>
-          <w:b/>
-          <w:sz w:val="22"/>
-        </w:rPr>
-        <w:t>Answer: c</w:t>
+        <w:t xml:space="preserve">Answer: a</w:t>
       </w:r>
     </w:p>
     <w:p>
-      <w:pPr>
-        <w:spacing w:after="0" w:before="0"/>
-      </w:pPr>
       <w:r>
-        <w:rPr>
-          <w:b w:val="0"/>
-          <w:sz w:val="21"/>
-        </w:rPr>
-        <w:t>Solution: Plague is not included in the national vector-borne disease control program (option A). The national vector-borne disease control programs typically focus on diseases that are transmitted to humans through vectors such as mosquitoes, ticks, and flies. These programs aim to prevent, control, and manage diseases such as malaria, dengue fever, chikungunya, and other mosquito-borne diseases. Plague, on the other hand, is primarily transmitted through fleas that infest rodents, and it is not commonly included in the scope of national vector-borne disease control programs. Plague control strategies usually involve specific interventions targeted at rodent and flea control to prevent outbreaks and minimize the risk of transmission to humans.</w:t>
+        <w:t xml:space="preserve">Solution: Lactulose acidifies the colon, trapping and excreting ammonia — the dose is adjusted for 2–3 soft stools daily to prevent hepatic encephalopathy.</w:t>
       </w:r>
     </w:p>
     <w:p>
-      <w:pPr>
-        <w:spacing w:after="0" w:before="0"/>
-      </w:pPr>
       <w:r>
-        <w:rPr>
-          <w:b w:val="0"/>
-          <w:sz w:val="20"/>
-        </w:rPr>
-        <w:t>Positive Marks: 1</w:t>
+        <w:t xml:space="preserve">Positive Marks: 1</w:t>
       </w:r>
     </w:p>
     <w:p>
-      <w:pPr>
-        <w:spacing w:after="160" w:before="0"/>
-      </w:pPr>
       <w:r>
-        <w:rPr>
-          <w:b w:val="0"/>
-          <w:sz w:val="20"/>
-        </w:rPr>
-        <w:t>Negative Marks: 0.25</w:t>
+        <w:t xml:space="preserve">Negative Marks: 0.25</w:t>
       </w:r>
     </w:p>
     <w:p>
-      <w:pPr>
-        <w:spacing w:after="20" w:before="120"/>
-      </w:pPr>
       <w:r>
-        <w:rPr>
-          <w:b/>
-          <w:sz w:val="22"/>
-        </w:rPr>
-        <w:t>Question: Type I hypersensitivity is mediated by</w:t>
+        <w:t xml:space="preserve"/>
       </w:r>
     </w:p>
     <w:p>
-      <w:pPr>
-        <w:spacing w:after="0" w:before="0"/>
-      </w:pPr>
       <w:r>
-        <w:rPr>
-          <w:b w:val="0"/>
-          <w:sz w:val="22"/>
-        </w:rPr>
-        <w:t>(a) IgE</w:t>
+        <w:t xml:space="preserve">Question: The nurse is preparing a patient for a bronchoscopy. After the procedure, the nurse should:</w:t>
       </w:r>
     </w:p>
     <w:p>
-      <w:pPr>
-        <w:spacing w:after="0" w:before="0"/>
-      </w:pPr>
       <w:r>
-        <w:rPr>
-          <w:b w:val="0"/>
-          <w:sz w:val="22"/>
-        </w:rPr>
-        <w:t>(b) IgA</w:t>
+        <w:t xml:space="preserve">(a) Monitor the gag reflex before resuming food/fluids</w:t>
       </w:r>
     </w:p>
     <w:p>
-      <w:pPr>
-        <w:spacing w:after="0" w:before="0"/>
-      </w:pPr>
       <w:r>
-        <w:rPr>
-          <w:b w:val="0"/>
-          <w:sz w:val="22"/>
-        </w:rPr>
-        <w:t>(c) IgM</w:t>
+        <w:t xml:space="preserve">(b) Give food immediately</w:t>
       </w:r>
     </w:p>
     <w:p>
-      <w:pPr>
-        <w:spacing w:after="0" w:before="0"/>
-      </w:pPr>
       <w:r>
-        <w:rPr>
-          <w:b w:val="0"/>
-          <w:sz w:val="22"/>
-        </w:rPr>
-        <w:t>(d) IgG</w:t>
+        <w:t xml:space="preserve">(c) Skip monitoring</w:t>
       </w:r>
     </w:p>
     <w:p>
-      <w:pPr>
-        <w:spacing w:after="0" w:before="40"/>
-      </w:pPr>
       <w:r>
-        <w:rPr>
-          <w:b/>
-          <w:sz w:val="22"/>
-        </w:rPr>
-        <w:t>Answer: a</w:t>
+        <w:t xml:space="preserve">(d) Ambulate immediately</w:t>
       </w:r>
     </w:p>
     <w:p>
-      <w:pPr>
-        <w:spacing w:after="0" w:before="0"/>
-      </w:pPr>
       <w:r>
-        <w:rPr>
-          <w:b w:val="0"/>
-          <w:sz w:val="21"/>
-        </w:rPr>
-        <w:t>Solution: Type I (anaphylactic) hypersensitivity reactions are mediated by IgE antibodies (e.g., anaphylaxis, allergic rhinitis).</w:t>
+        <w:t xml:space="preserve">Answer: a</w:t>
       </w:r>
     </w:p>
     <w:p>
-      <w:pPr>
-        <w:spacing w:after="0" w:before="0"/>
-      </w:pPr>
       <w:r>
-        <w:rPr>
-          <w:b w:val="0"/>
-          <w:sz w:val="20"/>
-        </w:rPr>
-        <w:t>Positive Marks: 1</w:t>
+        <w:t xml:space="preserve">Solution: After bronchoscopy, the throat is anesthetized — the nurse withholds food/fluids until the gag reflex returns, monitoring for bleeding and respiratory distress.</w:t>
       </w:r>
     </w:p>
     <w:p>
-      <w:pPr>
-        <w:spacing w:after="160" w:before="0"/>
-      </w:pPr>
       <w:r>
-        <w:rPr>
-          <w:b w:val="0"/>
-          <w:sz w:val="20"/>
-        </w:rPr>
-        <w:t>Negative Marks: 0.25</w:t>
+        <w:t xml:space="preserve">Positive Marks: 1</w:t>
       </w:r>
     </w:p>
     <w:p>
-      <w:pPr>
-        <w:spacing w:after="20" w:before="120"/>
-      </w:pPr>
       <w:r>
-        <w:rPr>
-          <w:b/>
-          <w:sz w:val="22"/>
-        </w:rPr>
-        <w:t>Question: What is the compression to ventilation ratio in infant during neonatal resuscitation?</w:t>
+        <w:t xml:space="preserve">Negative Marks: 0.25</w:t>
       </w:r>
     </w:p>
     <w:p>
-      <w:pPr>
-        <w:spacing w:after="0" w:before="0"/>
-      </w:pPr>
       <w:r>
-        <w:rPr>
-          <w:b w:val="0"/>
-          <w:sz w:val="22"/>
-        </w:rPr>
-        <w:t>(a) 3:1</w:t>
+        <w:t xml:space="preserve"/>
       </w:r>
     </w:p>
     <w:p>
-      <w:pPr>
-        <w:spacing w:after="0" w:before="0"/>
-      </w:pPr>
       <w:r>
-        <w:rPr>
-          <w:b w:val="0"/>
-          <w:sz w:val="22"/>
-        </w:rPr>
-        <w:t>(b) 15:2</w:t>
+        <w:t xml:space="preserve">Question: A patient at 34 weeks of gestation is being treated for preterm labor. The nurse should monitor for:</w:t>
       </w:r>
     </w:p>
     <w:p>
-      <w:pPr>
-        <w:spacing w:after="0" w:before="0"/>
-      </w:pPr>
       <w:r>
-        <w:rPr>
-          <w:b w:val="0"/>
-          <w:sz w:val="22"/>
-        </w:rPr>
-        <w:t>(c) 1:3</w:t>
+        <w:t xml:space="preserve">(a) Contractions, cervical change, and fetal well-being</w:t>
       </w:r>
     </w:p>
     <w:p>
-      <w:pPr>
-        <w:spacing w:after="0" w:before="0"/>
-      </w:pPr>
       <w:r>
-        <w:rPr>
-          <w:b w:val="0"/>
-          <w:sz w:val="22"/>
-        </w:rPr>
-        <w:t>(d) 1:5</w:t>
+        <w:t xml:space="preserve">(b) Only weight</w:t>
       </w:r>
     </w:p>
     <w:p>
-      <w:pPr>
-        <w:spacing w:after="0" w:before="40"/>
-      </w:pPr>
       <w:r>
-        <w:rPr>
-          <w:b/>
-          <w:sz w:val="22"/>
-        </w:rPr>
-        <w:t>Answer: a</w:t>
+        <w:t xml:space="preserve">(c) Only temperature</w:t>
       </w:r>
     </w:p>
     <w:p>
-      <w:pPr>
-        <w:spacing w:after="0" w:before="0"/>
-      </w:pPr>
       <w:r>
-        <w:rPr>
-          <w:b w:val="0"/>
-          <w:sz w:val="21"/>
-        </w:rPr>
-        <w:t>Solution: The compression to ventilation ratio in infants during neonatal resuscitation is 3:1 (option a). This means that for every three chest compressions, one ventilation (breath) is administered. Neonatal resuscitation is performed to assist newborns who are not breathing or have inadequate breathing at birth. The coordinated sequence of chest compressions and ventilations helps maintain oxygenation and circulation until the newborn can breathe spontaneously or receive advanced medical care. Understanding the appropriate compression to ventilation ratio is essential for healthcare providers involved in neonatal resuscitation to ensure effective and timely intervention.</w:t>
+        <w:t xml:space="preserve">(d) Only appetite</w:t>
       </w:r>
     </w:p>
     <w:p>
-      <w:pPr>
-        <w:spacing w:after="0" w:before="0"/>
-      </w:pPr>
       <w:r>
-        <w:rPr>
-          <w:b w:val="0"/>
-          <w:sz w:val="20"/>
-        </w:rPr>
-        <w:t>Positive Marks: 1</w:t>
+        <w:t xml:space="preserve">Answer: a</w:t>
       </w:r>
     </w:p>
     <w:p>
-      <w:pPr>
-        <w:spacing w:after="160" w:before="0"/>
-      </w:pPr>
       <w:r>
-        <w:rPr>
-          <w:b w:val="0"/>
-          <w:sz w:val="20"/>
-        </w:rPr>
-        <w:t>Negative Marks: 0.25</w:t>
+        <w:t xml:space="preserve">Solution: Preterm labor — the nurse monitors contraction frequency, cervical dilatation, FHR, and maternal status, and administers tocolytics/steroids as ordered.</w:t>
       </w:r>
     </w:p>
     <w:p>
-      <w:pPr>
-        <w:spacing w:after="20" w:before="120"/>
-      </w:pPr>
       <w:r>
-        <w:rPr>
-          <w:b/>
-          <w:sz w:val="22"/>
-        </w:rPr>
-        <w:t>Question: What is the contraindication of the Covishield vaccine?</w:t>
+        <w:t xml:space="preserve">Positive Marks: 1</w:t>
       </w:r>
     </w:p>
     <w:p>
-      <w:pPr>
-        <w:spacing w:after="0" w:before="0"/>
-      </w:pPr>
       <w:r>
-        <w:rPr>
-          <w:b w:val="0"/>
-          <w:sz w:val="22"/>
-        </w:rPr>
-        <w:t>(a) HTN</w:t>
+        <w:t xml:space="preserve">Negative Marks: 0.25</w:t>
       </w:r>
     </w:p>
     <w:p>
-      <w:pPr>
-        <w:spacing w:after="0" w:before="0"/>
-      </w:pPr>
       <w:r>
-        <w:rPr>
-          <w:b w:val="0"/>
-          <w:sz w:val="22"/>
-        </w:rPr>
-        <w:t>(b) Pollen allergy</w:t>
+        <w:t xml:space="preserve"/>
       </w:r>
     </w:p>
     <w:p>
-      <w:pPr>
-        <w:spacing w:after="0" w:before="0"/>
-      </w:pPr>
       <w:r>
-        <w:rPr>
-          <w:b w:val="0"/>
-          <w:sz w:val="22"/>
-        </w:rPr>
-        <w:t>(c) Allergy of 1st dose of</w:t>
+        <w:t xml:space="preserve">Question: A 3-year-old child with severe dehydration is being rehydrated. The nurse should:</w:t>
       </w:r>
     </w:p>
     <w:p>
-      <w:pPr>
-        <w:spacing w:after="0" w:before="0"/>
-      </w:pPr>
       <w:r>
-        <w:rPr>
-          <w:b w:val="0"/>
-          <w:sz w:val="22"/>
-        </w:rPr>
-        <w:t>(d) Foreign body allergy</w:t>
+        <w:t xml:space="preserve">(a) Reassess hydration frequently and monitor I/O</w:t>
       </w:r>
     </w:p>
     <w:p>
-      <w:pPr>
-        <w:spacing w:after="0" w:before="40"/>
-      </w:pPr>
       <w:r>
-        <w:rPr>
-          <w:b/>
-          <w:sz w:val="22"/>
-        </w:rPr>
-        <w:t>Answer: c</w:t>
+        <w:t xml:space="preserve">(b) Give all fluids at once</w:t>
       </w:r>
     </w:p>
     <w:p>
-      <w:pPr>
-        <w:spacing w:after="0" w:before="0"/>
-      </w:pPr>
       <w:r>
-        <w:rPr>
-          <w:b w:val="0"/>
-          <w:sz w:val="21"/>
-        </w:rPr>
-        <w:t>Solution: The contraindication of the Covishield vaccine is allergy to the first dose (option a). Covishield is a COVID-19 vaccine developed by AstraZeneca in collaboration with the University of Oxford. It is based on the adenovirus vector technology and provides protection against the SARS-CoV-2 virus. However, like any vaccine, Covishield has contraindications and precautions. Allergy to the first dose of Covishield is a contraindication, indicating that individuals who have experienced a severe allergic reaction or anaphylaxis to the initial dose should not receive subsequent doses of the vaccine. It is important to follow the specific guidelines and recommendations provided by health authorities regarding vaccine contraindications.</w:t>
+        <w:t xml:space="preserve">(c) Stop monitoring</w:t>
       </w:r>
     </w:p>
     <w:p>
-      <w:pPr>
-        <w:spacing w:after="0" w:before="0"/>
-      </w:pPr>
       <w:r>
-        <w:rPr>
-          <w:b w:val="0"/>
-          <w:sz w:val="20"/>
-        </w:rPr>
-        <w:t>Positive Marks: 1</w:t>
+        <w:t xml:space="preserve">(d) Discharge the child</w:t>
       </w:r>
     </w:p>
     <w:p>
-      <w:pPr>
-        <w:spacing w:after="160" w:before="0"/>
-      </w:pPr>
       <w:r>
-        <w:rPr>
-          <w:b w:val="0"/>
-          <w:sz w:val="20"/>
-        </w:rPr>
-        <w:t>Negative Marks: 0.25</w:t>
+        <w:t xml:space="preserve">Answer: a</w:t>
       </w:r>
     </w:p>
     <w:p>
-      <w:pPr>
-        <w:spacing w:after="20" w:before="120"/>
-      </w:pPr>
       <w:r>
-        <w:rPr>
-          <w:b/>
-          <w:sz w:val="22"/>
-        </w:rPr>
-        <w:t>Question: Hand rubbing time for Alcohol based hand washing is:</w:t>
+        <w:t xml:space="preserve">Solution: Rehydration — the nurse reassesses hydration status frequently, monitors I/O and weight, and adjusts the fluid plan (Plan C → B → A).</w:t>
       </w:r>
     </w:p>
     <w:p>
-      <w:pPr>
-        <w:spacing w:after="0" w:before="0"/>
-      </w:pPr>
       <w:r>
-        <w:rPr>
-          <w:b w:val="0"/>
-          <w:sz w:val="22"/>
-        </w:rPr>
-        <w:t>(a) 15 to 30 sec</w:t>
+        <w:t xml:space="preserve">Positive Marks: 1</w:t>
       </w:r>
     </w:p>
     <w:p>
-      <w:pPr>
-        <w:spacing w:after="0" w:before="0"/>
-      </w:pPr>
       <w:r>
-        <w:rPr>
-          <w:b w:val="0"/>
-          <w:sz w:val="22"/>
-        </w:rPr>
-        <w:t>(b) 60 sec</w:t>
+        <w:t xml:space="preserve">Negative Marks: 0.25</w:t>
       </w:r>
     </w:p>
     <w:p>
-      <w:pPr>
-        <w:spacing w:after="0" w:before="0"/>
-      </w:pPr>
       <w:r>
-        <w:rPr>
-          <w:b w:val="0"/>
-          <w:sz w:val="22"/>
-        </w:rPr>
-        <w:t>(c) 30 to 45 sec</w:t>
+        <w:t xml:space="preserve"/>
       </w:r>
     </w:p>
     <w:p>
-      <w:pPr>
-        <w:spacing w:after="0" w:before="0"/>
-      </w:pPr>
       <w:r>
-        <w:rPr>
-          <w:b w:val="0"/>
-          <w:sz w:val="22"/>
-        </w:rPr>
-        <w:t>(d) 10 to 15 sec</w:t>
+        <w:t xml:space="preserve">Question: A patient with schizophrenia is experiencing command hallucinations. The nurse should:</w:t>
       </w:r>
     </w:p>
     <w:p>
-      <w:pPr>
-        <w:spacing w:after="0" w:before="40"/>
-      </w:pPr>
       <w:r>
-        <w:rPr>
-          <w:b/>
-          <w:sz w:val="22"/>
-        </w:rPr>
-        <w:t>Answer: a</w:t>
+        <w:t xml:space="preserve">(a) Assess the content — harm-related commands require safety precautions</w:t>
       </w:r>
     </w:p>
     <w:p>
-      <w:pPr>
-        <w:spacing w:after="0" w:before="0"/>
-      </w:pPr>
       <w:r>
-        <w:rPr>
-          <w:b w:val="0"/>
-          <w:sz w:val="21"/>
-        </w:rPr>
-        <w:t>Solution: Alcohol-based hand rub should be applied and rubbed for 15-30 seconds (until dry).</w:t>
+        <w:t xml:space="preserve">(b) Ignore the hallucinations</w:t>
       </w:r>
     </w:p>
     <w:p>
-      <w:pPr>
-        <w:spacing w:after="0" w:before="0"/>
-      </w:pPr>
       <w:r>
-        <w:rPr>
-          <w:b w:val="0"/>
-          <w:sz w:val="20"/>
-        </w:rPr>
-        <w:t>Positive Marks: 1</w:t>
+        <w:t xml:space="preserve">(c) Tell the patient to obey them</w:t>
       </w:r>
     </w:p>
     <w:p>
-      <w:pPr>
-        <w:spacing w:after="160" w:before="0"/>
-      </w:pPr>
       <w:r>
-        <w:rPr>
-          <w:b w:val="0"/>
-          <w:sz w:val="20"/>
-        </w:rPr>
-        <w:t>Negative Marks: 0.25</w:t>
+        <w:t xml:space="preserve">(d) Argue with the patient</w:t>
       </w:r>
     </w:p>
     <w:p>
-      <w:pPr>
-        <w:spacing w:after="20" w:before="120"/>
-      </w:pPr>
       <w:r>
-        <w:rPr>
-          <w:b/>
-          <w:sz w:val="22"/>
-        </w:rPr>
-        <w:t>Question: What is the immediate action when a patient is found unresponsive without a pulse or breathing?</w:t>
+        <w:t xml:space="preserve">Answer: a</w:t>
       </w:r>
     </w:p>
     <w:p>
-      <w:pPr>
-        <w:spacing w:after="0" w:before="0"/>
-      </w:pPr>
       <w:r>
-        <w:rPr>
-          <w:b w:val="0"/>
-          <w:sz w:val="22"/>
-        </w:rPr>
-        <w:t>(a) Start CPR</w:t>
+        <w:t xml:space="preserve">Solution: Command hallucinations — the nurse assesses content (harm to self/others), implements safety precautions, and adjusts treatment. Harm commands are high-risk.</w:t>
       </w:r>
     </w:p>
     <w:p>
-      <w:pPr>
-        <w:spacing w:after="0" w:before="0"/>
-      </w:pPr>
       <w:r>
-        <w:rPr>
-          <w:b w:val="0"/>
-          <w:sz w:val="22"/>
-        </w:rPr>
-        <w:t>(b) Inform Physician</w:t>
+        <w:t xml:space="preserve">Positive Marks: 1</w:t>
       </w:r>
     </w:p>
     <w:p>
-      <w:pPr>
-        <w:spacing w:after="0" w:before="0"/>
-      </w:pPr>
       <w:r>
-        <w:rPr>
-          <w:b w:val="0"/>
-          <w:sz w:val="22"/>
-        </w:rPr>
-        <w:t>(c) Give 10-12 breaths then reassess</w:t>
+        <w:t xml:space="preserve">Negative Marks: 0.25</w:t>
       </w:r>
     </w:p>
     <w:p>
-      <w:pPr>
-        <w:spacing w:after="0" w:before="0"/>
-      </w:pPr>
       <w:r>
-        <w:rPr>
-          <w:b w:val="0"/>
-          <w:sz w:val="22"/>
-        </w:rPr>
-        <w:t>(d) Give 20-22 breaths then assess for 2 minutes</w:t>
+        <w:t xml:space="preserve"/>
       </w:r>
     </w:p>
     <w:p>
-      <w:pPr>
-        <w:spacing w:after="0" w:before="40"/>
-      </w:pPr>
       <w:r>
-        <w:rPr>
-          <w:b/>
-          <w:sz w:val="22"/>
-        </w:rPr>
-        <w:t>Answer: a</w:t>
+        <w:t xml:space="preserve">Question: The "Pradhan Mantri Bhartiya Janaushadhi Kendra" medicines are available in:</w:t>
       </w:r>
     </w:p>
     <w:p>
-      <w:pPr>
-        <w:spacing w:after="0" w:before="0"/>
-      </w:pPr>
       <w:r>
-        <w:rPr>
-          <w:b w:val="0"/>
-          <w:sz w:val="21"/>
-        </w:rPr>
-        <w:t>Solution: The immediate action that should be taken when a patient is found unresponsive without a pulse or breathing is to start CPR (cardiopulmonary resuscitation) immediately. According to the American Heart Association (AHA), CPR is a series of lifesaving steps that should be initiated as soon as possible to help the victim until advanced medical care arrives. The steps include chest compressions, rescue breaths, and defibrillation (if available). Calling for emergency medical services should also be done at the same time as starting CPR. The AHA emphasizes that early and effective CPR can double or triple the chances of survival in cardiac arrest cases.</w:t>
+        <w:t xml:space="preserve">(a) Thousands of outlets across India</w:t>
       </w:r>
     </w:p>
     <w:p>
-      <w:pPr>
-        <w:spacing w:after="0" w:before="0"/>
-      </w:pPr>
       <w:r>
-        <w:rPr>
-          <w:b w:val="0"/>
-          <w:sz w:val="20"/>
-        </w:rPr>
-        <w:t>Positive Marks: 1</w:t>
+        <w:t xml:space="preserve">(b) A few cities only</w:t>
       </w:r>
     </w:p>
     <w:p>
-      <w:pPr>
-        <w:spacing w:after="160" w:before="0"/>
-      </w:pPr>
       <w:r>
-        <w:rPr>
-          <w:b w:val="0"/>
-          <w:sz w:val="20"/>
-        </w:rPr>
-        <w:t>Negative Marks: 0.25</w:t>
+        <w:t xml:space="preserve">(c) Foreign countries only</w:t>
       </w:r>
     </w:p>
     <w:p>
-      <w:pPr>
-        <w:spacing w:after="20" w:before="120"/>
-      </w:pPr>
       <w:r>
-        <w:rPr>
-          <w:b/>
-          <w:sz w:val="22"/>
-        </w:rPr>
-        <w:t>Question: A client with a pulmonary embolism suddenly becomes restless and severely dyspneic. What is the nurse's priority action?</w:t>
+        <w:t xml:space="preserve">(d) One store</w:t>
       </w:r>
     </w:p>
     <w:p>
-      <w:pPr>
-        <w:spacing w:after="0" w:before="0"/>
-      </w:pPr>
       <w:r>
-        <w:rPr>
-          <w:b w:val="0"/>
-          <w:sz w:val="22"/>
-        </w:rPr>
-        <w:t>(a) Prepare the client for intubation</w:t>
+        <w:t xml:space="preserve">Answer: a</w:t>
       </w:r>
     </w:p>
     <w:p>
-      <w:pPr>
-        <w:spacing w:after="0" w:before="0"/>
-      </w:pPr>
       <w:r>
-        <w:rPr>
-          <w:b w:val="0"/>
-          <w:sz w:val="22"/>
-        </w:rPr>
-        <w:t>(b) Elevate the head of the bed and administer oxygen</w:t>
+        <w:t xml:space="preserve">Solution: Jan Aushadhi Kendras number in the thousands across India — expanding access to affordable generic medicines.</w:t>
       </w:r>
     </w:p>
     <w:p>
-      <w:pPr>
-        <w:spacing w:after="0" w:before="0"/>
-      </w:pPr>
       <w:r>
-        <w:rPr>
-          <w:b w:val="0"/>
-          <w:sz w:val="22"/>
-        </w:rPr>
-        <w:t>(c) Reassure the client and stay calm</w:t>
+        <w:t xml:space="preserve">Positive Marks: 1</w:t>
       </w:r>
     </w:p>
     <w:p>
-      <w:pPr>
-        <w:spacing w:after="0" w:before="0"/>
-      </w:pPr>
       <w:r>
-        <w:rPr>
-          <w:b w:val="0"/>
-          <w:sz w:val="22"/>
-        </w:rPr>
-        <w:t>(d) Administer the prescribed anticoagulant</w:t>
+        <w:t xml:space="preserve">Negative Marks: 0.25</w:t>
       </w:r>
     </w:p>
     <w:p>
-      <w:pPr>
-        <w:spacing w:after="0" w:before="40"/>
-      </w:pPr>
       <w:r>
-        <w:rPr>
-          <w:b/>
-          <w:sz w:val="22"/>
-        </w:rPr>
-        <w:t>Answer: b</w:t>
+        <w:t xml:space="preserve"/>
       </w:r>
     </w:p>
     <w:p>
-      <w:pPr>
-        <w:spacing w:after="0" w:before="0"/>
-      </w:pPr>
       <w:r>
-        <w:rPr>
-          <w:b w:val="0"/>
-          <w:sz w:val="21"/>
-        </w:rPr>
-        <w:t>Solution: The priority is oxygenation; the head of the bed is elevated and oxygen given while the provider is notified and definitive therapy (anticoagulation) is prepared.</w:t>
+        <w:t xml:space="preserve">Question: The nurse is to give 0.25 g of a medication. The vial contains 100 mg/mL. The volume to give is:</w:t>
       </w:r>
     </w:p>
     <w:p>
-      <w:pPr>
-        <w:spacing w:after="0" w:before="0"/>
-      </w:pPr>
       <w:r>
-        <w:rPr>
-          <w:b w:val="0"/>
-          <w:sz w:val="20"/>
-        </w:rPr>
-        <w:t>Positive Marks: 1</w:t>
+        <w:t xml:space="preserve">(a) 1.5 mL</w:t>
       </w:r>
     </w:p>
     <w:p>
-      <w:pPr>
-        <w:spacing w:after="160" w:before="0"/>
-      </w:pPr>
       <w:r>
-        <w:rPr>
-          <w:b w:val="0"/>
-          <w:sz w:val="20"/>
-        </w:rPr>
-        <w:t>Negative Marks: 0.25</w:t>
+        <w:t xml:space="preserve">(b) 2 mL</w:t>
       </w:r>
     </w:p>
     <w:p>
-      <w:pPr>
-        <w:spacing w:after="20" w:before="120"/>
-      </w:pPr>
       <w:r>
-        <w:rPr>
-          <w:b/>
-          <w:sz w:val="22"/>
-        </w:rPr>
-        <w:t>Question: A child comes to the emergency department with frequent loose motions for one day, normal vital signs and no dehydration (skin pinch returns within 2 seconds). What is the priority nursing action?</w:t>
+        <w:t xml:space="preserve">(c) 2.5 mL</w:t>
       </w:r>
     </w:p>
     <w:p>
-      <w:pPr>
-        <w:spacing w:after="0" w:before="0"/>
-      </w:pPr>
       <w:r>
-        <w:rPr>
-          <w:b w:val="0"/>
-          <w:sz w:val="22"/>
-        </w:rPr>
-        <w:t>(a) Admit to the ICU</w:t>
+        <w:t xml:space="preserve">(d) 3 mL</w:t>
       </w:r>
     </w:p>
     <w:p>
-      <w:pPr>
-        <w:spacing w:after="0" w:before="0"/>
-      </w:pPr>
       <w:r>
-        <w:rPr>
-          <w:b w:val="0"/>
-          <w:sz w:val="22"/>
-        </w:rPr>
-        <w:t>(b) Reassure the parents that no treatment is needed</w:t>
+        <w:t xml:space="preserve">Answer: c</w:t>
       </w:r>
     </w:p>
     <w:p>
-      <w:pPr>
-        <w:spacing w:after="0" w:before="0"/>
-      </w:pPr>
       <w:r>
-        <w:rPr>
-          <w:b w:val="0"/>
-          <w:sz w:val="22"/>
-        </w:rPr>
-        <w:t>(c) ORS and zinc supplementation</w:t>
+        <w:t xml:space="preserve">Solution: 0.25 g = 250 mg. Volume = 250 ÷ 100 = 2.5 mL.</w:t>
       </w:r>
     </w:p>
     <w:p>
-      <w:pPr>
-        <w:spacing w:after="0" w:before="0"/>
-      </w:pPr>
       <w:r>
-        <w:rPr>
-          <w:b w:val="0"/>
-          <w:sz w:val="22"/>
-        </w:rPr>
-        <w:t>(d) IV fluids</w:t>
+        <w:t xml:space="preserve">Positive Marks: 1</w:t>
       </w:r>
     </w:p>
     <w:p>
-      <w:pPr>
-        <w:spacing w:after="0" w:before="40"/>
-      </w:pPr>
       <w:r>
-        <w:rPr>
-          <w:b/>
-          <w:sz w:val="22"/>
-        </w:rPr>
-        <w:t>Answer: c</w:t>
+        <w:t xml:space="preserve">Negative Marks: 0.25</w:t>
       </w:r>
     </w:p>
     <w:p>
-      <w:pPr>
-        <w:spacing w:after="0" w:before="0"/>
-      </w:pPr>
       <w:r>
-        <w:rPr>
-          <w:b w:val="0"/>
-          <w:sz w:val="21"/>
-        </w:rPr>
-        <w:t>Solution: For acute watery diarrhoea without dehydration, ORS and zinc supplementation are given to prevent dehydration; IV fluids and admission are needed only if dehydration develops.</w:t>
+        <w:t xml:space="preserve"/>
       </w:r>
     </w:p>
     <w:p>
-      <w:pPr>
-        <w:spacing w:after="0" w:before="0"/>
-      </w:pPr>
       <w:r>
-        <w:rPr>
-          <w:b w:val="0"/>
-          <w:sz w:val="20"/>
-        </w:rPr>
-        <w:t>Positive Marks: 1</w:t>
+        <w:t xml:space="preserve">Question: The nurse is caring for a patient with a head injury who develops restlessness. The nurse should:</w:t>
       </w:r>
     </w:p>
     <w:p>
-      <w:pPr>
-        <w:spacing w:after="160" w:before="0"/>
-      </w:pPr>
       <w:r>
-        <w:rPr>
-          <w:b w:val="0"/>
-          <w:sz w:val="20"/>
-        </w:rPr>
-        <w:t>Negative Marks: 0.25</w:t>
+        <w:t xml:space="preserve">(a) Assess for hypoxia, pain, and full bladder before sedation</w:t>
       </w:r>
     </w:p>
     <w:p>
-      <w:pPr>
-        <w:spacing w:after="20" w:before="120"/>
-      </w:pPr>
       <w:r>
-        <w:rPr>
-          <w:b/>
-          <w:sz w:val="22"/>
-        </w:rPr>
-        <w:t>Question: DMPA (injectable contraceptive) is supplied by the Government of India free of cost. What is its brand name?</w:t>
+        <w:t xml:space="preserve">(b) Sedate immediately</w:t>
       </w:r>
     </w:p>
     <w:p>
-      <w:pPr>
-        <w:spacing w:after="0" w:before="0"/>
-      </w:pPr>
       <w:r>
-        <w:rPr>
-          <w:b w:val="0"/>
-          <w:sz w:val="22"/>
-        </w:rPr>
-        <w:t>(a) Saheli</w:t>
+        <w:t xml:space="preserve">(c) Restrain the patient</w:t>
       </w:r>
     </w:p>
     <w:p>
-      <w:pPr>
-        <w:spacing w:after="0" w:before="0"/>
-      </w:pPr>
       <w:r>
-        <w:rPr>
-          <w:b w:val="0"/>
-          <w:sz w:val="22"/>
-        </w:rPr>
-        <w:t>(b) Antra</w:t>
+        <w:t xml:space="preserve">(d) Ignore the restlessness</w:t>
       </w:r>
     </w:p>
     <w:p>
-      <w:pPr>
-        <w:spacing w:after="0" w:before="0"/>
-      </w:pPr>
       <w:r>
-        <w:rPr>
-          <w:b w:val="0"/>
-          <w:sz w:val="22"/>
-        </w:rPr>
-        <w:t>(c) Chayya</w:t>
+        <w:t xml:space="preserve">Answer: a</w:t>
       </w:r>
     </w:p>
     <w:p>
-      <w:pPr>
-        <w:spacing w:after="0" w:before="0"/>
-      </w:pPr>
       <w:r>
-        <w:rPr>
-          <w:b w:val="0"/>
-          <w:sz w:val="22"/>
-        </w:rPr>
-        <w:t>(d) Nirodh</w:t>
+        <w:t xml:space="preserve">Solution: Restlessness after head injury may indicate hypoxia, pain, or bladder distension — the nurse assesses the cause before sedation (which masks deterioration).</w:t>
       </w:r>
     </w:p>
     <w:p>
-      <w:pPr>
-        <w:spacing w:after="0" w:before="40"/>
-      </w:pPr>
       <w:r>
-        <w:rPr>
-          <w:b/>
-          <w:sz w:val="22"/>
-        </w:rPr>
-        <w:t>Answer: b</w:t>
+        <w:t xml:space="preserve">Positive Marks: 1</w:t>
       </w:r>
     </w:p>
     <w:p>
-      <w:pPr>
-        <w:spacing w:after="0" w:before="0"/>
-      </w:pPr>
       <w:r>
-        <w:rPr>
-          <w:b w:val="0"/>
-          <w:sz w:val="21"/>
-        </w:rPr>
-        <w:t>Solution: Antara is injectable contraceptive brand name for , effective for three months drug whereas Chayya is contraceptive pill under brand name of saheli, effective for one week</w:t>
+        <w:t xml:space="preserve">Negative Marks: 0.25</w:t>
       </w:r>
     </w:p>
     <w:p>
-      <w:pPr>
-        <w:spacing w:after="0" w:before="0"/>
-      </w:pPr>
       <w:r>
-        <w:rPr>
-          <w:b w:val="0"/>
-          <w:sz w:val="20"/>
-        </w:rPr>
-        <w:t>Positive Marks: 1</w:t>
+        <w:t xml:space="preserve"/>
       </w:r>
     </w:p>
     <w:p>
-      <w:pPr>
-        <w:spacing w:after="160" w:before="0"/>
-      </w:pPr>
       <w:r>
-        <w:rPr>
-          <w:b w:val="0"/>
-          <w:sz w:val="20"/>
-        </w:rPr>
-        <w:t>Negative Marks: 0.25</w:t>
+        <w:t xml:space="preserve">Question: A patient with a deep vein thrombosis is being discharged on warfarin. Which instruction is correct?</w:t>
+      </w:r>
+    </w:p>
+    <w:p>
+      <w:r>
+        <w:t xml:space="preserve">(a) Report bleeding and attend INR monitoring</w:t>
+      </w:r>
+    </w:p>
+    <w:p>
+      <w:r>
+        <w:t xml:space="preserve">(b) Take aspirin freely</w:t>
+      </w:r>
+    </w:p>
+    <w:p>
+      <w:r>
+        <w:t xml:space="preserve">(c) Skip warfarin doses</w:t>
+      </w:r>
+    </w:p>
+    <w:p>
+      <w:r>
+        <w:t xml:space="preserve">(d) Avoid follow-up</w:t>
+      </w:r>
+    </w:p>
+    <w:p>
+      <w:r>
+        <w:t xml:space="preserve">Answer: a</w:t>
+      </w:r>
+    </w:p>
+    <w:p>
+      <w:r>
+        <w:t xml:space="preserve">Solution: Warfarin — bleeding precautions, INR monitoring (2–3), consistent vitamin K, and avoiding aspirin/NSAIDs.</w:t>
+      </w:r>
+    </w:p>
+    <w:p>
+      <w:r>
+        <w:t xml:space="preserve">Positive Marks: 1</w:t>
+      </w:r>
+    </w:p>
+    <w:p>
+      <w:r>
+        <w:t xml:space="preserve">Negative Marks: 0.25</w:t>
+      </w:r>
+    </w:p>
+    <w:p>
+      <w:r>
+        <w:t xml:space="preserve"/>
+      </w:r>
+    </w:p>
+    <w:p>
+      <w:r>
+        <w:t xml:space="preserve">Question: The nurse is providing care to a patient after a total knee replacement. The nurse should:</w:t>
+      </w:r>
+    </w:p>
+    <w:p>
+      <w:r>
+        <w:t xml:space="preserve">(a) Monitor the surgical site, manage pain, and begin range-of-motion as ordered</w:t>
+      </w:r>
+    </w:p>
+    <w:p>
+      <w:r>
+        <w:t xml:space="preserve">(b) Immobilize permanently</w:t>
+      </w:r>
+    </w:p>
+    <w:p>
+      <w:r>
+        <w:t xml:space="preserve">(c) Restrict fluids</w:t>
+      </w:r>
+    </w:p>
+    <w:p>
+      <w:r>
+        <w:t xml:space="preserve">(d) Skip monitoring</w:t>
+      </w:r>
+    </w:p>
+    <w:p>
+      <w:r>
+        <w:t xml:space="preserve">Answer: a</w:t>
+      </w:r>
+    </w:p>
+    <w:p>
+      <w:r>
+        <w:t xml:space="preserve">Solution: Post-TKR — wound monitoring, pain management, early mobilization (CPM, exercises per protocol), and DVT prevention. The nurse teaches discharge exercises.</w:t>
+      </w:r>
+    </w:p>
+    <w:p>
+      <w:r>
+        <w:t xml:space="preserve">Positive Marks: 1</w:t>
+      </w:r>
+    </w:p>
+    <w:p>
+      <w:r>
+        <w:t xml:space="preserve">Negative Marks: 0.25</w:t>
       </w:r>
     </w:p>
     <w:sectPr>
       <w:pgSz w:w="12240" w:h="15840"/>
-      <w:pgMar w:top="864" w:right="1008" w:bottom="864" w:left="1008" w:header="720" w:footer="720" w:gutter="0"/>
+      <w:pgMar w:top="1440" w:right="1800" w:bottom="1440" w:left="1800" w:header="720" w:footer="720" w:gutter="0"/>
       <w:cols w:space="720"/>
       <w:docGrid w:linePitch="360"/>
     </w:sectPr>
@@ -2535,10 +1365,6 @@
     <w:name w:val="Normal"/>
     <w:qFormat/>
     <w:rsid w:val="00FC693F"/>
-    <w:rPr>
-      <w:rFonts w:ascii="Calibri" w:hAnsi="Calibri"/>
-      <w:sz w:val="22"/>
-    </w:rPr>
   </w:style>
   <w:style w:type="paragraph" w:styleId="Header">
     <w:name w:val="header"/>
